--- a/Research_Archive/WS1/docx/SIC_WS1-v1.0_Sector02_Climate-and-Carbon-Technology.docx
+++ b/Research_Archive/WS1/docx/SIC_WS1-v1.0_Sector02_Climate-and-Carbon-Technology.docx
@@ -524,7 +524,7 @@
     </w:p>
     <w:bookmarkEnd w:id="21"/>
     <w:bookmarkEnd w:id="22"/>
-    <w:bookmarkStart w:id="65" w:name="Xfffa97aca20faa11df6f1e670bc256a83d368ca"/>
+    <w:bookmarkStart w:id="71" w:name="Xfffa97aca20faa11df6f1e670bc256a83d368ca"/>
     <w:p>
       <w:pPr>
         <w:pStyle w:val="Heading1"/>
@@ -533,7 +533,7 @@
         <w:t xml:space="preserve">Sector 2 — Climate and carbon technology (including digital MRV)</w:t>
       </w:r>
     </w:p>
-    <w:bookmarkStart w:id="37" w:name="part-1-market-structure-and-size"/>
+    <w:bookmarkStart w:id="43" w:name="part-1-market-structure-and-size"/>
     <w:p>
       <w:pPr>
         <w:pStyle w:val="Heading2"/>
@@ -896,9 +896,64 @@
     </w:p>
     <w:p>
       <w:pPr>
-        <w:numPr>
-          <w:ilvl w:val="0"/>
-          <w:numId w:val="1002"/>
+        <w:pStyle w:val="CaptionedFigure"/>
+      </w:pPr>
+      <w:r>
+        <w:drawing>
+          <wp:inline>
+            <wp:extent cx="5334000" cy="2853069"/>
+            <wp:effectExtent b="0" l="0" r="0" t="0"/>
+            <wp:docPr descr="Figure 1. Sierra Leone’s two largest evidenced carbon projects are similar in scale" title="" id="31" name="Picture"/>
+            <a:graphic>
+              <a:graphicData uri="http://schemas.openxmlformats.org/drawingml/2006/picture">
+                <pic:pic>
+                  <pic:nvPicPr>
+                    <pic:cNvPr descr="/home/user/felei/Research_Archive/WS1/docx/figures/s2_fig2_project_scale.png" id="32" name="Picture"/>
+                    <pic:cNvPicPr>
+                      <a:picLocks noChangeArrowheads="1" noChangeAspect="1"/>
+                    </pic:cNvPicPr>
+                  </pic:nvPicPr>
+                  <pic:blipFill>
+                    <a:blip r:embed="rId30"/>
+                    <a:stretch>
+                      <a:fillRect/>
+                    </a:stretch>
+                  </pic:blipFill>
+                  <pic:spPr bwMode="auto">
+                    <a:xfrm>
+                      <a:off x="0" y="0"/>
+                      <a:ext cx="5334000" cy="2853069"/>
+                    </a:xfrm>
+                    <a:prstGeom prst="rect">
+                      <a:avLst/>
+                    </a:prstGeom>
+                    <a:noFill/>
+                    <a:ln w="9525">
+                      <a:noFill/>
+                      <a:headEnd/>
+                      <a:tailEnd/>
+                    </a:ln>
+                  </pic:spPr>
+                </pic:pic>
+              </a:graphicData>
+            </a:graphic>
+          </wp:inline>
+        </w:drawing>
+      </w:r>
+    </w:p>
+    <w:p>
+      <w:pPr>
+        <w:pStyle w:val="ImageCaption"/>
+      </w:pPr>
+      <w:r>
+        <w:t xml:space="preserve">Figure 1. Sierra Leone’s two largest evidenced carbon projects are similar in scale</w:t>
+      </w:r>
+    </w:p>
+    <w:p>
+      <w:pPr>
+        <w:numPr>
+          <w:ilvl w:val="0"/>
+          <w:numId w:val="1004"/>
         </w:numPr>
       </w:pPr>
       <w:r>
@@ -917,7 +972,7 @@
       <w:r>
         <w:t xml:space="preserve"> </w:t>
       </w:r>
-      <w:hyperlink r:id="rId30">
+      <w:hyperlink r:id="rId33">
         <w:r>
           <w:rPr>
             <w:rStyle w:val="Hyperlink"/>
@@ -967,7 +1022,7 @@
       <w:r>
         <w:t xml:space="preserve"> </w:t>
       </w:r>
-      <w:hyperlink r:id="rId31">
+      <w:hyperlink r:id="rId34">
         <w:r>
           <w:rPr>
             <w:rStyle w:val="Hyperlink"/>
@@ -986,7 +1041,7 @@
       <w:pPr>
         <w:numPr>
           <w:ilvl w:val="0"/>
-          <w:numId w:val="1002"/>
+          <w:numId w:val="1004"/>
         </w:numPr>
       </w:pPr>
       <w:r>
@@ -1037,7 +1092,7 @@
       <w:r>
         <w:t xml:space="preserve"> </w:t>
       </w:r>
-      <w:hyperlink r:id="rId32">
+      <w:hyperlink r:id="rId35">
         <w:r>
           <w:rPr>
             <w:rStyle w:val="Hyperlink"/>
@@ -1067,7 +1122,7 @@
       <w:r>
         <w:t xml:space="preserve"> </w:t>
       </w:r>
-      <w:hyperlink r:id="rId33">
+      <w:hyperlink r:id="rId36">
         <w:r>
           <w:rPr>
             <w:rStyle w:val="Hyperlink"/>
@@ -1081,7 +1136,7 @@
       <w:r>
         <w:t xml:space="preserve"> </w:t>
       </w:r>
-      <w:hyperlink r:id="rId34">
+      <w:hyperlink r:id="rId37">
         <w:r>
           <w:rPr>
             <w:rStyle w:val="Hyperlink"/>
@@ -1113,7 +1168,7 @@
       <w:pPr>
         <w:numPr>
           <w:ilvl w:val="0"/>
-          <w:numId w:val="1002"/>
+          <w:numId w:val="1004"/>
         </w:numPr>
       </w:pPr>
       <w:r>
@@ -1155,7 +1210,7 @@
       <w:r>
         <w:t xml:space="preserve"> </w:t>
       </w:r>
-      <w:hyperlink r:id="rId35">
+      <w:hyperlink r:id="rId38">
         <w:r>
           <w:rPr>
             <w:rStyle w:val="Hyperlink"/>
@@ -1193,7 +1248,7 @@
       <w:r>
         <w:t xml:space="preserve"> </w:t>
       </w:r>
-      <w:hyperlink r:id="rId36">
+      <w:hyperlink r:id="rId39">
         <w:r>
           <w:rPr>
             <w:rStyle w:val="Hyperlink"/>
@@ -1223,9 +1278,64 @@
     </w:p>
     <w:p>
       <w:pPr>
-        <w:numPr>
-          <w:ilvl w:val="0"/>
-          <w:numId w:val="1002"/>
+        <w:pStyle w:val="CaptionedFigure"/>
+      </w:pPr>
+      <w:r>
+        <w:drawing>
+          <wp:inline>
+            <wp:extent cx="5334000" cy="3171567"/>
+            <wp:effectExtent b="0" l="0" r="0" t="0"/>
+            <wp:docPr descr="Figure 2. The global voluntary carbon market has shrunk by roughly 75% since 2022" title="" id="41" name="Picture"/>
+            <a:graphic>
+              <a:graphicData uri="http://schemas.openxmlformats.org/drawingml/2006/picture">
+                <pic:pic>
+                  <pic:nvPicPr>
+                    <pic:cNvPr descr="/home/user/felei/Research_Archive/WS1/docx/figures/s2_fig1_vcm_decline.png" id="42" name="Picture"/>
+                    <pic:cNvPicPr>
+                      <a:picLocks noChangeArrowheads="1" noChangeAspect="1"/>
+                    </pic:cNvPicPr>
+                  </pic:nvPicPr>
+                  <pic:blipFill>
+                    <a:blip r:embed="rId40"/>
+                    <a:stretch>
+                      <a:fillRect/>
+                    </a:stretch>
+                  </pic:blipFill>
+                  <pic:spPr bwMode="auto">
+                    <a:xfrm>
+                      <a:off x="0" y="0"/>
+                      <a:ext cx="5334000" cy="3171567"/>
+                    </a:xfrm>
+                    <a:prstGeom prst="rect">
+                      <a:avLst/>
+                    </a:prstGeom>
+                    <a:noFill/>
+                    <a:ln w="9525">
+                      <a:noFill/>
+                      <a:headEnd/>
+                      <a:tailEnd/>
+                    </a:ln>
+                  </pic:spPr>
+                </pic:pic>
+              </a:graphicData>
+            </a:graphic>
+          </wp:inline>
+        </w:drawing>
+      </w:r>
+    </w:p>
+    <w:p>
+      <w:pPr>
+        <w:pStyle w:val="ImageCaption"/>
+      </w:pPr>
+      <w:r>
+        <w:t xml:space="preserve">Figure 2. The global voluntary carbon market has shrunk by roughly 75% since 2022</w:t>
+      </w:r>
+    </w:p>
+    <w:p>
+      <w:pPr>
+        <w:numPr>
+          <w:ilvl w:val="0"/>
+          <w:numId w:val="1005"/>
         </w:numPr>
       </w:pPr>
       <w:r>
@@ -1246,7 +1356,7 @@
       <w:pPr>
         <w:numPr>
           <w:ilvl w:val="0"/>
-          <w:numId w:val="1002"/>
+          <w:numId w:val="1005"/>
         </w:numPr>
       </w:pPr>
       <w:r>
@@ -1267,7 +1377,7 @@
       <w:pPr>
         <w:numPr>
           <w:ilvl w:val="0"/>
-          <w:numId w:val="1002"/>
+          <w:numId w:val="1005"/>
         </w:numPr>
       </w:pPr>
       <w:r>
@@ -1294,8 +1404,8 @@
         <w:t xml:space="preserve">as a discrete figure. Employment evidence is project-level only (see Part 5).</w:t>
       </w:r>
     </w:p>
-    <w:bookmarkEnd w:id="37"/>
-    <w:bookmarkStart w:id="45" w:name="part-2-the-structural-problem"/>
+    <w:bookmarkEnd w:id="43"/>
+    <w:bookmarkStart w:id="51" w:name="part-2-the-structural-problem"/>
     <w:p>
       <w:pPr>
         <w:pStyle w:val="Heading2"/>
@@ -1308,7 +1418,7 @@
       <w:pPr>
         <w:numPr>
           <w:ilvl w:val="0"/>
-          <w:numId w:val="1004"/>
+          <w:numId w:val="1006"/>
         </w:numPr>
       </w:pPr>
       <w:r>
@@ -1329,7 +1439,7 @@
       <w:pPr>
         <w:numPr>
           <w:ilvl w:val="0"/>
-          <w:numId w:val="1004"/>
+          <w:numId w:val="1006"/>
         </w:numPr>
       </w:pPr>
       <w:r>
@@ -1348,7 +1458,7 @@
       <w:r>
         <w:t xml:space="preserve"> </w:t>
       </w:r>
-      <w:hyperlink r:id="rId38">
+      <w:hyperlink r:id="rId44">
         <w:r>
           <w:rPr>
             <w:rStyle w:val="Hyperlink"/>
@@ -1409,7 +1519,7 @@
       <w:r>
         <w:t xml:space="preserve"> </w:t>
       </w:r>
-      <w:hyperlink r:id="rId39">
+      <w:hyperlink r:id="rId45">
         <w:r>
           <w:rPr>
             <w:rStyle w:val="Hyperlink"/>
@@ -1441,7 +1551,7 @@
       <w:pPr>
         <w:numPr>
           <w:ilvl w:val="0"/>
-          <w:numId w:val="1004"/>
+          <w:numId w:val="1006"/>
         </w:numPr>
       </w:pPr>
       <w:r>
@@ -1478,7 +1588,7 @@
       <w:r>
         <w:t xml:space="preserve"> </w:t>
       </w:r>
-      <w:hyperlink r:id="rId40">
+      <w:hyperlink r:id="rId46">
         <w:r>
           <w:rPr>
             <w:rStyle w:val="Hyperlink"/>
@@ -1534,7 +1644,7 @@
       <w:pPr>
         <w:numPr>
           <w:ilvl w:val="0"/>
-          <w:numId w:val="1004"/>
+          <w:numId w:val="1006"/>
         </w:numPr>
       </w:pPr>
       <w:r>
@@ -1555,7 +1665,7 @@
       <w:pPr>
         <w:numPr>
           <w:ilvl w:val="1"/>
-          <w:numId w:val="1005"/>
+          <w:numId w:val="1007"/>
         </w:numPr>
         <w:pStyle w:val="Compact"/>
       </w:pPr>
@@ -1633,7 +1743,7 @@
       <w:r>
         <w:t xml:space="preserve"> </w:t>
       </w:r>
-      <w:hyperlink r:id="rId41">
+      <w:hyperlink r:id="rId47">
         <w:r>
           <w:rPr>
             <w:rStyle w:val="Hyperlink"/>
@@ -1680,7 +1790,7 @@
       <w:r>
         <w:t xml:space="preserve"> </w:t>
       </w:r>
-      <w:hyperlink r:id="rId42">
+      <w:hyperlink r:id="rId48">
         <w:r>
           <w:rPr>
             <w:rStyle w:val="Hyperlink"/>
@@ -1696,7 +1806,7 @@
       <w:pPr>
         <w:numPr>
           <w:ilvl w:val="1"/>
-          <w:numId w:val="1005"/>
+          <w:numId w:val="1007"/>
         </w:numPr>
         <w:pStyle w:val="Compact"/>
       </w:pPr>
@@ -1756,7 +1866,7 @@
       <w:r>
         <w:t xml:space="preserve"> </w:t>
       </w:r>
-      <w:hyperlink r:id="rId43">
+      <w:hyperlink r:id="rId49">
         <w:r>
           <w:rPr>
             <w:rStyle w:val="Hyperlink"/>
@@ -1770,7 +1880,7 @@
       <w:r>
         <w:t xml:space="preserve"> </w:t>
       </w:r>
-      <w:hyperlink r:id="rId44">
+      <w:hyperlink r:id="rId50">
         <w:r>
           <w:rPr>
             <w:rStyle w:val="Hyperlink"/>
@@ -1802,7 +1912,7 @@
       <w:pPr>
         <w:numPr>
           <w:ilvl w:val="1"/>
-          <w:numId w:val="1005"/>
+          <w:numId w:val="1007"/>
         </w:numPr>
         <w:pStyle w:val="Compact"/>
       </w:pPr>
@@ -1810,8 +1920,8 @@
         <w:t xml:space="preserve">These two contemporaneous, opposite findings — one project under investigation for extractive terms, the other held up as a model — is itself the central fact for Stage 2: value capture in this sector is not settled by geography or sector alone, it is a function of individual deal structuring, and any investment thesis needs a benefit-sharing and FPIC due-diligence standard, not just a sector screen.</w:t>
       </w:r>
     </w:p>
-    <w:bookmarkEnd w:id="45"/>
-    <w:bookmarkStart w:id="46" w:name="part-3-is-this-sector-investable-now"/>
+    <w:bookmarkEnd w:id="51"/>
+    <w:bookmarkStart w:id="52" w:name="part-3-is-this-sector-investable-now"/>
     <w:p>
       <w:pPr>
         <w:pStyle w:val="Heading2"/>
@@ -1824,7 +1934,7 @@
       <w:pPr>
         <w:numPr>
           <w:ilvl w:val="0"/>
-          <w:numId w:val="1006"/>
+          <w:numId w:val="1008"/>
         </w:numPr>
       </w:pPr>
       <w:r>
@@ -1879,7 +1989,7 @@
       <w:pPr>
         <w:numPr>
           <w:ilvl w:val="0"/>
-          <w:numId w:val="1006"/>
+          <w:numId w:val="1008"/>
         </w:numPr>
       </w:pPr>
       <w:r>
@@ -1946,7 +2056,7 @@
       <w:pPr>
         <w:numPr>
           <w:ilvl w:val="0"/>
-          <w:numId w:val="1006"/>
+          <w:numId w:val="1008"/>
         </w:numPr>
       </w:pPr>
       <w:r>
@@ -1983,7 +2093,7 @@
       <w:pPr>
         <w:numPr>
           <w:ilvl w:val="0"/>
-          <w:numId w:val="1006"/>
+          <w:numId w:val="1008"/>
         </w:numPr>
       </w:pPr>
       <w:r>
@@ -2032,7 +2142,7 @@
       <w:pPr>
         <w:numPr>
           <w:ilvl w:val="0"/>
-          <w:numId w:val="1006"/>
+          <w:numId w:val="1008"/>
         </w:numPr>
       </w:pPr>
       <w:r>
@@ -2061,7 +2171,7 @@
       <w:r>
         <w:t xml:space="preserve"> </w:t>
       </w:r>
-      <w:hyperlink r:id="rId36">
+      <w:hyperlink r:id="rId39">
         <w:r>
           <w:rPr>
             <w:rStyle w:val="Hyperlink"/>
@@ -2109,7 +2219,7 @@
       <w:pPr>
         <w:numPr>
           <w:ilvl w:val="0"/>
-          <w:numId w:val="1006"/>
+          <w:numId w:val="1008"/>
         </w:numPr>
       </w:pPr>
       <w:r>
@@ -2154,8 +2264,8 @@
         <w:t xml:space="preserve">event is negative: Verra’s suspension of the Kariba REDD+ project in Zimbabwe (see Part 8) resulted in credit cancellation, not a sale. There is no evidenced regional buyer market for African carbon-project developer equity at this scale; the realistic monetisation event for a Sierra Leonean climate/carbon venture is a credit off-take or advance-payment agreement (as LEAF Coalition provides elsewhere), not an equity exit.</w:t>
       </w:r>
     </w:p>
-    <w:bookmarkEnd w:id="46"/>
-    <w:bookmarkStart w:id="48" w:name="part-4-capital-and-instrument-fit"/>
+    <w:bookmarkEnd w:id="52"/>
+    <w:bookmarkStart w:id="54" w:name="part-4-capital-and-instrument-fit"/>
     <w:p>
       <w:pPr>
         <w:pStyle w:val="Heading2"/>
@@ -2168,7 +2278,7 @@
       <w:pPr>
         <w:numPr>
           <w:ilvl w:val="0"/>
-          <w:numId w:val="1007"/>
+          <w:numId w:val="1009"/>
         </w:numPr>
       </w:pPr>
       <w:r>
@@ -2189,7 +2299,7 @@
       <w:pPr>
         <w:numPr>
           <w:ilvl w:val="0"/>
-          <w:numId w:val="1007"/>
+          <w:numId w:val="1009"/>
         </w:numPr>
       </w:pPr>
       <w:r>
@@ -2210,7 +2320,7 @@
       <w:pPr>
         <w:numPr>
           <w:ilvl w:val="0"/>
-          <w:numId w:val="1007"/>
+          <w:numId w:val="1009"/>
         </w:numPr>
       </w:pPr>
       <w:r>
@@ -2231,7 +2341,7 @@
       <w:pPr>
         <w:numPr>
           <w:ilvl w:val="0"/>
-          <w:numId w:val="1007"/>
+          <w:numId w:val="1009"/>
         </w:numPr>
       </w:pPr>
       <w:r>
@@ -2250,7 +2360,7 @@
       <w:r>
         <w:t xml:space="preserve"> </w:t>
       </w:r>
-      <w:hyperlink r:id="rId47">
+      <w:hyperlink r:id="rId53">
         <w:r>
           <w:rPr>
             <w:rStyle w:val="Hyperlink"/>
@@ -2282,7 +2392,7 @@
       <w:pPr>
         <w:numPr>
           <w:ilvl w:val="0"/>
-          <w:numId w:val="1007"/>
+          <w:numId w:val="1009"/>
         </w:numPr>
       </w:pPr>
       <w:r>
@@ -2309,8 +2419,8 @@
         <w:t xml:space="preserve">on a quantified, sector-specific financing gap for Sierra Leonean climate/carbon projects. The nearest figure — NDC 3.0’s USD 1.024 billion mitigation-finance need through 2035 — is economy-wide, not carbon-market-specific, and was not independently opened in this session.</w:t>
       </w:r>
     </w:p>
-    <w:bookmarkEnd w:id="48"/>
-    <w:bookmarkStart w:id="51" w:name="part-5-employment-and-job-readiness"/>
+    <w:bookmarkEnd w:id="54"/>
+    <w:bookmarkStart w:id="57" w:name="part-5-employment-and-job-readiness"/>
     <w:p>
       <w:pPr>
         <w:pStyle w:val="Heading2"/>
@@ -2323,7 +2433,7 @@
       <w:pPr>
         <w:numPr>
           <w:ilvl w:val="0"/>
-          <w:numId w:val="1008"/>
+          <w:numId w:val="1010"/>
         </w:numPr>
       </w:pPr>
       <w:r>
@@ -2342,7 +2452,7 @@
       <w:r>
         <w:t xml:space="preserve"> </w:t>
       </w:r>
-      <w:hyperlink r:id="rId49">
+      <w:hyperlink r:id="rId55">
         <w:r>
           <w:rPr>
             <w:rStyle w:val="Hyperlink"/>
@@ -2374,7 +2484,7 @@
       <w:pPr>
         <w:numPr>
           <w:ilvl w:val="0"/>
-          <w:numId w:val="1008"/>
+          <w:numId w:val="1010"/>
         </w:numPr>
       </w:pPr>
       <w:r>
@@ -2413,7 +2523,7 @@
       <w:pPr>
         <w:numPr>
           <w:ilvl w:val="0"/>
-          <w:numId w:val="1008"/>
+          <w:numId w:val="1010"/>
         </w:numPr>
       </w:pPr>
       <w:r>
@@ -2464,7 +2574,7 @@
       <w:r>
         <w:t xml:space="preserve"> </w:t>
       </w:r>
-      <w:hyperlink r:id="rId50">
+      <w:hyperlink r:id="rId56">
         <w:r>
           <w:rPr>
             <w:rStyle w:val="Hyperlink"/>
@@ -2496,7 +2606,7 @@
       <w:pPr>
         <w:numPr>
           <w:ilvl w:val="0"/>
-          <w:numId w:val="1008"/>
+          <w:numId w:val="1010"/>
         </w:numPr>
       </w:pPr>
       <w:r>
@@ -2527,7 +2637,7 @@
       <w:pPr>
         <w:numPr>
           <w:ilvl w:val="0"/>
-          <w:numId w:val="1008"/>
+          <w:numId w:val="1010"/>
         </w:numPr>
       </w:pPr>
       <w:r>
@@ -2544,8 +2654,8 @@
         <w:t xml:space="preserve">forest-guarding and mangrove restoration/conservation labour creates jobs and income fastest and at the largest headcount, given West Africa Blue’s 92,000–94,000 ha footprint across 11 chiefdoms. A digital-MRV layer, by contrast, would employ at most a handful of skilled analysts — it is not a jobs lever at Sierra Leone’s current stage of sector development.</w:t>
       </w:r>
     </w:p>
-    <w:bookmarkEnd w:id="51"/>
-    <w:bookmarkStart w:id="55" w:name="X1fb53e779b6e79c585e3690dd6a2948dcd0c556"/>
+    <w:bookmarkEnd w:id="57"/>
+    <w:bookmarkStart w:id="61" w:name="X1fb53e779b6e79c585e3690dd6a2948dcd0c556"/>
     <w:p>
       <w:pPr>
         <w:pStyle w:val="Heading2"/>
@@ -2558,7 +2668,7 @@
       <w:pPr>
         <w:numPr>
           <w:ilvl w:val="0"/>
-          <w:numId w:val="1009"/>
+          <w:numId w:val="1011"/>
         </w:numPr>
       </w:pPr>
       <w:r>
@@ -2573,7 +2683,7 @@
       <w:pPr>
         <w:numPr>
           <w:ilvl w:val="1"/>
-          <w:numId w:val="1010"/>
+          <w:numId w:val="1012"/>
         </w:numPr>
         <w:pStyle w:val="Compact"/>
       </w:pPr>
@@ -2593,7 +2703,7 @@
       <w:r>
         <w:t xml:space="preserve"> </w:t>
       </w:r>
-      <w:hyperlink r:id="rId47">
+      <w:hyperlink r:id="rId53">
         <w:r>
           <w:rPr>
             <w:rStyle w:val="Hyperlink"/>
@@ -2607,7 +2717,7 @@
       <w:r>
         <w:t xml:space="preserve"> </w:t>
       </w:r>
-      <w:hyperlink r:id="rId52">
+      <w:hyperlink r:id="rId58">
         <w:r>
           <w:rPr>
             <w:rStyle w:val="Hyperlink"/>
@@ -2655,7 +2765,7 @@
       <w:pPr>
         <w:numPr>
           <w:ilvl w:val="1"/>
-          <w:numId w:val="1010"/>
+          <w:numId w:val="1012"/>
         </w:numPr>
         <w:pStyle w:val="Compact"/>
       </w:pPr>
@@ -2677,7 +2787,7 @@
       <w:pPr>
         <w:numPr>
           <w:ilvl w:val="0"/>
-          <w:numId w:val="1009"/>
+          <w:numId w:val="1011"/>
         </w:numPr>
       </w:pPr>
       <w:r>
@@ -2730,7 +2840,7 @@
       <w:pPr>
         <w:numPr>
           <w:ilvl w:val="0"/>
-          <w:numId w:val="1009"/>
+          <w:numId w:val="1011"/>
         </w:numPr>
       </w:pPr>
       <w:r>
@@ -2751,7 +2861,7 @@
       <w:pPr>
         <w:numPr>
           <w:ilvl w:val="0"/>
-          <w:numId w:val="1009"/>
+          <w:numId w:val="1011"/>
         </w:numPr>
       </w:pPr>
       <w:r>
@@ -2782,7 +2892,7 @@
       <w:pPr>
         <w:numPr>
           <w:ilvl w:val="0"/>
-          <w:numId w:val="1009"/>
+          <w:numId w:val="1011"/>
         </w:numPr>
       </w:pPr>
       <w:r>
@@ -2801,7 +2911,7 @@
       <w:r>
         <w:t xml:space="preserve"> </w:t>
       </w:r>
-      <w:hyperlink r:id="rId53">
+      <w:hyperlink r:id="rId59">
         <w:r>
           <w:rPr>
             <w:rStyle w:val="Hyperlink"/>
@@ -2831,7 +2941,7 @@
       <w:r>
         <w:t xml:space="preserve"> </w:t>
       </w:r>
-      <w:hyperlink r:id="rId54">
+      <w:hyperlink r:id="rId60">
         <w:r>
           <w:rPr>
             <w:rStyle w:val="Hyperlink"/>
@@ -2859,8 +2969,8 @@
         <w:t xml:space="preserve">.</w:t>
       </w:r>
     </w:p>
-    <w:bookmarkEnd w:id="55"/>
-    <w:bookmarkStart w:id="59" w:name="part-7-enabling-environment"/>
+    <w:bookmarkEnd w:id="61"/>
+    <w:bookmarkStart w:id="65" w:name="part-7-enabling-environment"/>
     <w:p>
       <w:pPr>
         <w:pStyle w:val="Heading2"/>
@@ -2873,7 +2983,7 @@
       <w:pPr>
         <w:numPr>
           <w:ilvl w:val="0"/>
-          <w:numId w:val="1011"/>
+          <w:numId w:val="1013"/>
         </w:numPr>
       </w:pPr>
       <w:r>
@@ -2908,7 +3018,7 @@
       <w:r>
         <w:t xml:space="preserve"> </w:t>
       </w:r>
-      <w:hyperlink r:id="rId56">
+      <w:hyperlink r:id="rId62">
         <w:r>
           <w:rPr>
             <w:rStyle w:val="Hyperlink"/>
@@ -2970,7 +3080,7 @@
       <w:r>
         <w:t xml:space="preserve"> </w:t>
       </w:r>
-      <w:hyperlink r:id="rId57">
+      <w:hyperlink r:id="rId63">
         <w:r>
           <w:rPr>
             <w:rStyle w:val="Hyperlink"/>
@@ -3018,7 +3128,7 @@
       <w:pPr>
         <w:numPr>
           <w:ilvl w:val="0"/>
-          <w:numId w:val="1011"/>
+          <w:numId w:val="1013"/>
         </w:numPr>
       </w:pPr>
       <w:r>
@@ -3100,7 +3210,7 @@
       <w:r>
         <w:t xml:space="preserve"> </w:t>
       </w:r>
-      <w:hyperlink r:id="rId58">
+      <w:hyperlink r:id="rId64">
         <w:r>
           <w:rPr>
             <w:rStyle w:val="Hyperlink"/>
@@ -3132,7 +3242,7 @@
       <w:pPr>
         <w:numPr>
           <w:ilvl w:val="0"/>
-          <w:numId w:val="1011"/>
+          <w:numId w:val="1013"/>
         </w:numPr>
       </w:pPr>
       <w:r>
@@ -3169,7 +3279,7 @@
       <w:r>
         <w:t xml:space="preserve"> </w:t>
       </w:r>
-      <w:hyperlink r:id="rId39">
+      <w:hyperlink r:id="rId45">
         <w:r>
           <w:rPr>
             <w:rStyle w:val="Hyperlink"/>
@@ -3183,7 +3293,7 @@
       <w:r>
         <w:t xml:space="preserve"> </w:t>
       </w:r>
-      <w:hyperlink r:id="rId40">
+      <w:hyperlink r:id="rId46">
         <w:r>
           <w:rPr>
             <w:rStyle w:val="Hyperlink"/>
@@ -3215,7 +3325,7 @@
       <w:pPr>
         <w:numPr>
           <w:ilvl w:val="0"/>
-          <w:numId w:val="1011"/>
+          <w:numId w:val="1013"/>
         </w:numPr>
       </w:pPr>
       <w:r>
@@ -3236,7 +3346,7 @@
       <w:pPr>
         <w:numPr>
           <w:ilvl w:val="0"/>
-          <w:numId w:val="1011"/>
+          <w:numId w:val="1013"/>
         </w:numPr>
       </w:pPr>
       <w:r>
@@ -3253,8 +3363,8 @@
         <w:t xml:space="preserve">MRV depends on satellite/remote-sensing data that is processed offshore in every evidenced case; the same power and connectivity constraints already logged for FinTech and AgTech (35.5% electricity access, contested internet-penetration figures) apply equally here and further raise the cost of building any domestic MRV capability.</w:t>
       </w:r>
     </w:p>
-    <w:bookmarkEnd w:id="59"/>
-    <w:bookmarkStart w:id="62" w:name="part-8-comparative-evidence"/>
+    <w:bookmarkEnd w:id="65"/>
+    <w:bookmarkStart w:id="68" w:name="part-8-comparative-evidence"/>
     <w:p>
       <w:pPr>
         <w:pStyle w:val="Heading2"/>
@@ -3267,7 +3377,7 @@
       <w:pPr>
         <w:numPr>
           <w:ilvl w:val="0"/>
-          <w:numId w:val="1012"/>
+          <w:numId w:val="1014"/>
         </w:numPr>
       </w:pPr>
       <w:r>
@@ -3343,7 +3453,7 @@
       <w:r>
         <w:t xml:space="preserve"> </w:t>
       </w:r>
-      <w:hyperlink r:id="rId60">
+      <w:hyperlink r:id="rId66">
         <w:r>
           <w:rPr>
             <w:rStyle w:val="Hyperlink"/>
@@ -3357,7 +3467,7 @@
       <w:r>
         <w:t xml:space="preserve"> </w:t>
       </w:r>
-      <w:hyperlink r:id="rId61">
+      <w:hyperlink r:id="rId67">
         <w:r>
           <w:rPr>
             <w:rStyle w:val="Hyperlink"/>
@@ -3405,7 +3515,7 @@
       <w:pPr>
         <w:numPr>
           <w:ilvl w:val="0"/>
-          <w:numId w:val="1012"/>
+          <w:numId w:val="1014"/>
         </w:numPr>
       </w:pPr>
       <w:r>
@@ -3486,8 +3596,8 @@
         </w:pict>
       </w:r>
     </w:p>
-    <w:bookmarkEnd w:id="62"/>
-    <w:bookmarkStart w:id="63" w:name="X8ffc0814bf06bc0cb65d9e9e00984e3aa907911"/>
+    <w:bookmarkEnd w:id="68"/>
+    <w:bookmarkStart w:id="69" w:name="X8ffc0814bf06bc0cb65d9e9e00984e3aa907911"/>
     <w:p>
       <w:pPr>
         <w:pStyle w:val="Heading2"/>
@@ -3508,7 +3618,7 @@
       <w:pPr>
         <w:numPr>
           <w:ilvl w:val="0"/>
-          <w:numId w:val="1013"/>
+          <w:numId w:val="1015"/>
         </w:numPr>
         <w:pStyle w:val="Compact"/>
       </w:pPr>
@@ -3566,7 +3676,7 @@
       <w:pPr>
         <w:numPr>
           <w:ilvl w:val="0"/>
-          <w:numId w:val="1013"/>
+          <w:numId w:val="1015"/>
         </w:numPr>
         <w:pStyle w:val="Compact"/>
       </w:pPr>
@@ -3604,7 +3714,7 @@
       <w:pPr>
         <w:numPr>
           <w:ilvl w:val="0"/>
-          <w:numId w:val="1013"/>
+          <w:numId w:val="1015"/>
         </w:numPr>
         <w:pStyle w:val="Compact"/>
       </w:pPr>
@@ -3626,7 +3736,7 @@
       <w:pPr>
         <w:numPr>
           <w:ilvl w:val="0"/>
-          <w:numId w:val="1013"/>
+          <w:numId w:val="1015"/>
         </w:numPr>
         <w:pStyle w:val="Compact"/>
       </w:pPr>
@@ -3666,7 +3776,7 @@
       <w:pPr>
         <w:numPr>
           <w:ilvl w:val="0"/>
-          <w:numId w:val="1013"/>
+          <w:numId w:val="1015"/>
         </w:numPr>
         <w:pStyle w:val="Compact"/>
       </w:pPr>
@@ -3724,7 +3834,7 @@
       <w:pPr>
         <w:numPr>
           <w:ilvl w:val="0"/>
-          <w:numId w:val="1013"/>
+          <w:numId w:val="1015"/>
         </w:numPr>
         <w:pStyle w:val="Compact"/>
       </w:pPr>
@@ -3772,8 +3882,8 @@
         <w:t xml:space="preserve">”</w:t>
       </w:r>
     </w:p>
-    <w:bookmarkEnd w:id="63"/>
-    <w:bookmarkStart w:id="64" w:name="X8f1fbefe9f4dac178853be51bc61ca13ab6ccfa"/>
+    <w:bookmarkEnd w:id="69"/>
+    <w:bookmarkStart w:id="70" w:name="X8f1fbefe9f4dac178853be51bc61ca13ab6ccfa"/>
     <w:p>
       <w:pPr>
         <w:pStyle w:val="Heading2"/>
@@ -3804,7 +3914,7 @@
       <w:pPr>
         <w:numPr>
           <w:ilvl w:val="0"/>
-          <w:numId w:val="1014"/>
+          <w:numId w:val="1016"/>
         </w:numPr>
         <w:pStyle w:val="Compact"/>
       </w:pPr>
@@ -3816,7 +3926,7 @@
       <w:pPr>
         <w:numPr>
           <w:ilvl w:val="0"/>
-          <w:numId w:val="1014"/>
+          <w:numId w:val="1016"/>
         </w:numPr>
         <w:pStyle w:val="Compact"/>
       </w:pPr>
@@ -3828,7 +3938,7 @@
       <w:pPr>
         <w:numPr>
           <w:ilvl w:val="0"/>
-          <w:numId w:val="1014"/>
+          <w:numId w:val="1016"/>
         </w:numPr>
         <w:pStyle w:val="Compact"/>
       </w:pPr>
@@ -3840,7 +3950,7 @@
       <w:pPr>
         <w:numPr>
           <w:ilvl w:val="0"/>
-          <w:numId w:val="1014"/>
+          <w:numId w:val="1016"/>
         </w:numPr>
         <w:pStyle w:val="Compact"/>
       </w:pPr>
@@ -3852,7 +3962,7 @@
       <w:pPr>
         <w:numPr>
           <w:ilvl w:val="0"/>
-          <w:numId w:val="1014"/>
+          <w:numId w:val="1016"/>
         </w:numPr>
         <w:pStyle w:val="Compact"/>
       </w:pPr>
@@ -3864,7 +3974,7 @@
       <w:pPr>
         <w:numPr>
           <w:ilvl w:val="0"/>
-          <w:numId w:val="1014"/>
+          <w:numId w:val="1016"/>
         </w:numPr>
         <w:pStyle w:val="Compact"/>
       </w:pPr>
@@ -3890,8 +4000,8 @@
         <w:t xml:space="preserve">registered-project count that surfaced in search snippets during this session but whose primary source (likely westafricanalliance.org or a carbon-market-watch style publication) could not be identified or opened — this figure is not used in the write-up above because it could not be traced to a specific, citable document in this session.</w:t>
       </w:r>
     </w:p>
-    <w:bookmarkEnd w:id="64"/>
-    <w:bookmarkEnd w:id="65"/>
+    <w:bookmarkEnd w:id="70"/>
+    <w:bookmarkEnd w:id="71"/>
     <w:sectPr/>
   </w:body>
 </w:document>
@@ -4229,6 +4339,12 @@
     <w:abstractNumId w:val="991"/>
   </w:num>
   <w:num w:numId="1014">
+    <w:abstractNumId w:val="991"/>
+  </w:num>
+  <w:num w:numId="1015">
+    <w:abstractNumId w:val="991"/>
+  </w:num>
+  <w:num w:numId="1016">
     <w:abstractNumId w:val="99411"/>
     <w:lvlOverride w:ilvl="0">
       <w:startOverride w:val="1"/>
